--- a/lessions/0004_5.docx
+++ b/lessions/0004_5.docx
@@ -157,7 +157,13 @@
     </w:p>
     <w:p>
       <w:r>
-        <w:t>It is a dog: (nó là con mèo)</w:t>
+        <w:t xml:space="preserve">It is a dog: (nó là con </w:t>
+      </w:r>
+      <w:r>
+        <w:t>chó</w:t>
+      </w:r>
+      <w:r>
+        <w:t>)</w:t>
       </w:r>
     </w:p>
     <w:p>

--- a/lessions/0004_5.docx
+++ b/lessions/0004_5.docx
@@ -224,7 +224,7 @@
     </w:p>
     <w:p>
       <w:r>
-        <w:t>Ardre you ready? (Bạn đã sẵn sãng chưa?)</w:t>
+        <w:t>Are you ready? (Bạn đã sẵn sãng chưa?)</w:t>
       </w:r>
     </w:p>
     <w:p>
